--- a/Guia.docx
+++ b/Guia.docx
@@ -2,6 +2,128 @@
 <file path=word/document.xml><?xml version="1.0" encoding="utf-8"?>
 <w:document xmlns:wpc="http://schemas.microsoft.com/office/word/2010/wordprocessingCanvas" xmlns:cx="http://schemas.microsoft.com/office/drawing/2014/chartex" xmlns:cx1="http://schemas.microsoft.com/office/drawing/2015/9/8/chartex" xmlns:cx2="http://schemas.microsoft.com/office/drawing/2015/10/21/chartex" xmlns:cx3="http://schemas.microsoft.com/office/drawing/2016/5/9/chartex" xmlns:cx4="http://schemas.microsoft.com/office/drawing/2016/5/10/chartex" xmlns:cx5="http://schemas.microsoft.com/office/drawing/2016/5/11/chartex" xmlns:cx6="http://schemas.microsoft.com/office/drawing/2016/5/12/chartex" xmlns:cx7="http://schemas.microsoft.com/office/drawing/2016/5/13/chartex" xmlns:cx8="http://schemas.microsoft.com/office/drawing/2016/5/14/chartex" xmlns:mc="http://schemas.openxmlformats.org/markup-compatibility/2006" xmlns:aink="http://schemas.microsoft.com/office/drawing/2016/ink" xmlns:am3d="http://schemas.microsoft.com/office/drawing/2017/model3d" xmlns:o="urn:schemas-microsoft-com:office:office" xmlns:r="http://schemas.openxmlformats.org/officeDocument/2006/relationships" xmlns:m="http://schemas.openxmlformats.org/officeDocument/2006/math" xmlns:v="urn:schemas-microsoft-com:vml" xmlns:wp14="http://schemas.microsoft.com/office/word/2010/wordprocessingDrawing" xmlns:wp="http://schemas.openxmlformats.org/drawingml/2006/wordprocessingDrawing" xmlns:w10="urn:schemas-microsoft-com:office:word" xmlns:w="http://schemas.openxmlformats.org/wordprocessingml/2006/main" xmlns:w14="http://schemas.microsoft.com/office/word/2010/wordml" xmlns:w15="http://schemas.microsoft.com/office/word/2012/wordml" xmlns:w16cex="http://schemas.microsoft.com/office/word/2018/wordml/cex" xmlns:w16cid="http://schemas.microsoft.com/office/word/2016/wordml/cid" xmlns:w16="http://schemas.microsoft.com/office/word/2018/wordml" xmlns:w16se="http://schemas.microsoft.com/office/word/2015/wordml/symex" xmlns:wpg="http://schemas.microsoft.com/office/word/2010/wordprocessingGroup" xmlns:wpi="http://schemas.microsoft.com/office/word/2010/wordprocessingInk" xmlns:wne="http://schemas.microsoft.com/office/word/2006/wordml" xmlns:wps="http://schemas.microsoft.com/office/word/2010/wordprocessingShape" mc:Ignorable="w14 w15 w16se w16cid w16 w16cex wp14">
   <w:body>
+    <w:p/>
+    <w:p>
+      <w:pPr>
+        <w:spacing w:before="100" w:beforeAutospacing="1" w:after="100" w:afterAutospacing="1" w:line="240" w:lineRule="auto"/>
+        <w:outlineLvl w:val="0"/>
+        <w:rPr>
+          <w:rFonts w:ascii="Times New Roman" w:eastAsia="Times New Roman" w:hAnsi="Times New Roman" w:cs="Times New Roman"/>
+          <w:b/>
+          <w:bCs/>
+          <w:kern w:val="36"/>
+          <w:sz w:val="48"/>
+          <w:szCs w:val="48"/>
+          <w:lang w:eastAsia="pt-BR"/>
+        </w:rPr>
+      </w:pPr>
+      <w:r>
+        <w:rPr>
+          <w:rFonts w:ascii="Times New Roman" w:eastAsia="Times New Roman" w:hAnsi="Times New Roman" w:cs="Times New Roman"/>
+          <w:b/>
+          <w:bCs/>
+          <w:kern w:val="36"/>
+          <w:sz w:val="48"/>
+          <w:szCs w:val="48"/>
+          <w:lang w:eastAsia="pt-BR"/>
+        </w:rPr>
+        <w:t>Como conectar PostgreSQL no Python</w:t>
+      </w:r>
+    </w:p>
+    <w:p>
+      <w:pPr>
+        <w:spacing w:before="100" w:beforeAutospacing="1" w:after="100" w:afterAutospacing="1" w:line="240" w:lineRule="auto"/>
+        <w:outlineLvl w:val="1"/>
+        <w:rPr>
+          <w:rFonts w:ascii="Times New Roman" w:eastAsia="Times New Roman" w:hAnsi="Times New Roman" w:cs="Times New Roman"/>
+          <w:b/>
+          <w:bCs/>
+          <w:sz w:val="36"/>
+          <w:szCs w:val="36"/>
+          <w:lang w:eastAsia="pt-BR"/>
+        </w:rPr>
+      </w:pPr>
+      <w:r>
+        <w:rPr>
+          <w:rFonts w:ascii="Times New Roman" w:eastAsia="Times New Roman" w:hAnsi="Times New Roman" w:cs="Times New Roman"/>
+          <w:b/>
+          <w:bCs/>
+          <w:sz w:val="36"/>
+          <w:szCs w:val="36"/>
+          <w:lang w:eastAsia="pt-BR"/>
+        </w:rPr>
+        <w:t>Instalar</w:t>
+      </w:r>
+    </w:p>
+    <w:p>
+      <w:pPr>
+        <w:tabs>
+          <w:tab w:val="left" w:pos="916"/>
+          <w:tab w:val="left" w:pos="1832"/>
+          <w:tab w:val="left" w:pos="2748"/>
+          <w:tab w:val="left" w:pos="3664"/>
+          <w:tab w:val="left" w:pos="4580"/>
+          <w:tab w:val="left" w:pos="5496"/>
+          <w:tab w:val="left" w:pos="6412"/>
+          <w:tab w:val="left" w:pos="7328"/>
+          <w:tab w:val="left" w:pos="8244"/>
+          <w:tab w:val="left" w:pos="9160"/>
+          <w:tab w:val="left" w:pos="10076"/>
+          <w:tab w:val="left" w:pos="10992"/>
+          <w:tab w:val="left" w:pos="11908"/>
+          <w:tab w:val="left" w:pos="12824"/>
+          <w:tab w:val="left" w:pos="13740"/>
+          <w:tab w:val="left" w:pos="14656"/>
+        </w:tabs>
+        <w:spacing w:after="0" w:line="240" w:lineRule="auto"/>
+        <w:rPr>
+          <w:rFonts w:ascii="Courier New" w:eastAsia="Times New Roman" w:hAnsi="Courier New" w:cs="Courier New"/>
+          <w:sz w:val="20"/>
+          <w:szCs w:val="20"/>
+          <w:lang w:eastAsia="pt-BR"/>
+        </w:rPr>
+      </w:pPr>
+      <w:proofErr w:type="spellStart"/>
+      <w:r>
+        <w:rPr>
+          <w:rFonts w:ascii="Courier New" w:eastAsia="Times New Roman" w:hAnsi="Courier New" w:cs="Courier New"/>
+          <w:sz w:val="20"/>
+          <w:szCs w:val="20"/>
+          <w:lang w:eastAsia="pt-BR"/>
+        </w:rPr>
+        <w:t>pip</w:t>
+      </w:r>
+      <w:proofErr w:type="spellEnd"/>
+      <w:r>
+        <w:rPr>
+          <w:rFonts w:ascii="Courier New" w:eastAsia="Times New Roman" w:hAnsi="Courier New" w:cs="Courier New"/>
+          <w:sz w:val="20"/>
+          <w:szCs w:val="20"/>
+          <w:lang w:eastAsia="pt-BR"/>
+        </w:rPr>
+        <w:t xml:space="preserve"> </w:t>
+      </w:r>
+      <w:proofErr w:type="spellStart"/>
+      <w:r>
+        <w:rPr>
+          <w:rFonts w:ascii="Courier New" w:eastAsia="Times New Roman" w:hAnsi="Courier New" w:cs="Courier New"/>
+          <w:sz w:val="20"/>
+          <w:szCs w:val="20"/>
+          <w:lang w:eastAsia="pt-BR"/>
+        </w:rPr>
+        <w:t>install</w:t>
+      </w:r>
+      <w:proofErr w:type="spellEnd"/>
+      <w:r>
+        <w:rPr>
+          <w:rFonts w:ascii="Courier New" w:eastAsia="Times New Roman" w:hAnsi="Courier New" w:cs="Courier New"/>
+          <w:sz w:val="20"/>
+          <w:szCs w:val="20"/>
+          <w:lang w:eastAsia="pt-BR"/>
+        </w:rPr>
+        <w:t xml:space="preserve"> psycopg2-binary</w:t>
+      </w:r>
+    </w:p>
     <w:p/>
     <w:sectPr>
       <w:pgSz w:w="11906" w:h="16838"/>
@@ -412,6 +534,47 @@
     <w:name w:val="Normal"/>
     <w:qFormat/>
   </w:style>
+  <w:style w:type="paragraph" w:styleId="Ttulo1">
+    <w:name w:val="heading 1"/>
+    <w:basedOn w:val="Normal"/>
+    <w:link w:val="Ttulo1Char"/>
+    <w:uiPriority w:val="9"/>
+    <w:qFormat/>
+    <w:rsid w:val="008E4E2C"/>
+    <w:pPr>
+      <w:spacing w:before="100" w:beforeAutospacing="1" w:after="100" w:afterAutospacing="1" w:line="240" w:lineRule="auto"/>
+      <w:outlineLvl w:val="0"/>
+    </w:pPr>
+    <w:rPr>
+      <w:rFonts w:ascii="Times New Roman" w:eastAsia="Times New Roman" w:hAnsi="Times New Roman" w:cs="Times New Roman"/>
+      <w:b/>
+      <w:bCs/>
+      <w:kern w:val="36"/>
+      <w:sz w:val="48"/>
+      <w:szCs w:val="48"/>
+      <w:lang w:eastAsia="pt-BR"/>
+    </w:rPr>
+  </w:style>
+  <w:style w:type="paragraph" w:styleId="Ttulo2">
+    <w:name w:val="heading 2"/>
+    <w:basedOn w:val="Normal"/>
+    <w:link w:val="Ttulo2Char"/>
+    <w:uiPriority w:val="9"/>
+    <w:qFormat/>
+    <w:rsid w:val="008E4E2C"/>
+    <w:pPr>
+      <w:spacing w:before="100" w:beforeAutospacing="1" w:after="100" w:afterAutospacing="1" w:line="240" w:lineRule="auto"/>
+      <w:outlineLvl w:val="1"/>
+    </w:pPr>
+    <w:rPr>
+      <w:rFonts w:ascii="Times New Roman" w:eastAsia="Times New Roman" w:hAnsi="Times New Roman" w:cs="Times New Roman"/>
+      <w:b/>
+      <w:bCs/>
+      <w:sz w:val="36"/>
+      <w:szCs w:val="36"/>
+      <w:lang w:eastAsia="pt-BR"/>
+    </w:rPr>
+  </w:style>
   <w:style w:type="character" w:default="1" w:styleId="Fontepargpadro">
     <w:name w:val="Default Paragraph Font"/>
     <w:uiPriority w:val="1"/>
@@ -438,6 +601,100 @@
     <w:uiPriority w:val="99"/>
     <w:semiHidden/>
     <w:unhideWhenUsed/>
+  </w:style>
+  <w:style w:type="character" w:customStyle="1" w:styleId="Ttulo1Char">
+    <w:name w:val="Título 1 Char"/>
+    <w:basedOn w:val="Fontepargpadro"/>
+    <w:link w:val="Ttulo1"/>
+    <w:uiPriority w:val="9"/>
+    <w:rsid w:val="008E4E2C"/>
+    <w:rPr>
+      <w:rFonts w:ascii="Times New Roman" w:eastAsia="Times New Roman" w:hAnsi="Times New Roman" w:cs="Times New Roman"/>
+      <w:b/>
+      <w:bCs/>
+      <w:kern w:val="36"/>
+      <w:sz w:val="48"/>
+      <w:szCs w:val="48"/>
+      <w:lang w:eastAsia="pt-BR"/>
+    </w:rPr>
+  </w:style>
+  <w:style w:type="character" w:customStyle="1" w:styleId="Ttulo2Char">
+    <w:name w:val="Título 2 Char"/>
+    <w:basedOn w:val="Fontepargpadro"/>
+    <w:link w:val="Ttulo2"/>
+    <w:uiPriority w:val="9"/>
+    <w:rsid w:val="008E4E2C"/>
+    <w:rPr>
+      <w:rFonts w:ascii="Times New Roman" w:eastAsia="Times New Roman" w:hAnsi="Times New Roman" w:cs="Times New Roman"/>
+      <w:b/>
+      <w:bCs/>
+      <w:sz w:val="36"/>
+      <w:szCs w:val="36"/>
+      <w:lang w:eastAsia="pt-BR"/>
+    </w:rPr>
+  </w:style>
+  <w:style w:type="paragraph" w:styleId="Pr-formataoHTML">
+    <w:name w:val="HTML Preformatted"/>
+    <w:basedOn w:val="Normal"/>
+    <w:link w:val="Pr-formataoHTMLChar"/>
+    <w:uiPriority w:val="99"/>
+    <w:semiHidden/>
+    <w:unhideWhenUsed/>
+    <w:rsid w:val="008E4E2C"/>
+    <w:pPr>
+      <w:tabs>
+        <w:tab w:val="left" w:pos="916"/>
+        <w:tab w:val="left" w:pos="1832"/>
+        <w:tab w:val="left" w:pos="2748"/>
+        <w:tab w:val="left" w:pos="3664"/>
+        <w:tab w:val="left" w:pos="4580"/>
+        <w:tab w:val="left" w:pos="5496"/>
+        <w:tab w:val="left" w:pos="6412"/>
+        <w:tab w:val="left" w:pos="7328"/>
+        <w:tab w:val="left" w:pos="8244"/>
+        <w:tab w:val="left" w:pos="9160"/>
+        <w:tab w:val="left" w:pos="10076"/>
+        <w:tab w:val="left" w:pos="10992"/>
+        <w:tab w:val="left" w:pos="11908"/>
+        <w:tab w:val="left" w:pos="12824"/>
+        <w:tab w:val="left" w:pos="13740"/>
+        <w:tab w:val="left" w:pos="14656"/>
+      </w:tabs>
+      <w:spacing w:after="0" w:line="240" w:lineRule="auto"/>
+    </w:pPr>
+    <w:rPr>
+      <w:rFonts w:ascii="Courier New" w:eastAsia="Times New Roman" w:hAnsi="Courier New" w:cs="Courier New"/>
+      <w:sz w:val="20"/>
+      <w:szCs w:val="20"/>
+      <w:lang w:eastAsia="pt-BR"/>
+    </w:rPr>
+  </w:style>
+  <w:style w:type="character" w:customStyle="1" w:styleId="Pr-formataoHTMLChar">
+    <w:name w:val="Pré-formatação HTML Char"/>
+    <w:basedOn w:val="Fontepargpadro"/>
+    <w:link w:val="Pr-formataoHTML"/>
+    <w:uiPriority w:val="99"/>
+    <w:semiHidden/>
+    <w:rsid w:val="008E4E2C"/>
+    <w:rPr>
+      <w:rFonts w:ascii="Courier New" w:eastAsia="Times New Roman" w:hAnsi="Courier New" w:cs="Courier New"/>
+      <w:sz w:val="20"/>
+      <w:szCs w:val="20"/>
+      <w:lang w:eastAsia="pt-BR"/>
+    </w:rPr>
+  </w:style>
+  <w:style w:type="character" w:styleId="CdigoHTML">
+    <w:name w:val="HTML Code"/>
+    <w:basedOn w:val="Fontepargpadro"/>
+    <w:uiPriority w:val="99"/>
+    <w:semiHidden/>
+    <w:unhideWhenUsed/>
+    <w:rsid w:val="008E4E2C"/>
+    <w:rPr>
+      <w:rFonts w:ascii="Courier New" w:eastAsia="Times New Roman" w:hAnsi="Courier New" w:cs="Courier New"/>
+      <w:sz w:val="20"/>
+      <w:szCs w:val="20"/>
+    </w:rPr>
   </w:style>
 </w:styles>
 </file>
